--- a/docs/04_Glosario.docx
+++ b/docs/04_Glosario.docx
@@ -4,41 +4,86 @@
   <w:body>
     <w:p>
       <w:pPr>
-        <w:spacing w:after="240"/>
+        <w:spacing w:before="320" w:after="120"/>
       </w:pPr>
       <w:r>
         <w:rPr>
+          <w:rFonts w:ascii="Calibri" w:hAnsi="Calibri"/>
           <w:b/>
           <w:color w:val="0F172A"/>
           <w:sz w:val="36"/>
         </w:rPr>
-        <w:t>Glosario de Terminos del Negocio y Tecnicos</w:t>
+        <w:t>UNIVERSIDAD TECNOLÓGICA DEL PERÚ</w:t>
       </w:r>
     </w:p>
     <w:p>
       <w:pPr>
-        <w:pStyle w:val="Heading2"/>
-        <w:spacing w:before="200" w:after="80"/>
+        <w:spacing w:before="240" w:after="80"/>
       </w:pPr>
       <w:r>
-        <w:t>Proyecto: Sistema de Gestión de Pedidos - Leofit</w:t>
+        <w:rPr>
+          <w:rFonts w:ascii="Calibri" w:hAnsi="Calibri"/>
+          <w:b/>
+          <w:color w:val="F97316"/>
+          <w:sz w:val="28"/>
+        </w:rPr>
+        <w:t>FACULTAD DE INGENIERÍA DE SISTEMAS E INFORMÁTICA</w:t>
       </w:r>
     </w:p>
     <w:p>
       <w:pPr>
-        <w:spacing w:after="80"/>
+        <w:spacing w:before="160" w:after="40"/>
       </w:pPr>
       <w:r>
-        <w:t>El presente glosario define los conceptos clave de negocio y los términos tecnológicos utilizados a lo largo del ciclo de vida del proyecto.</w:t>
+        <w:rPr>
+          <w:rFonts w:ascii="Calibri" w:hAnsi="Calibri"/>
+          <w:b/>
+          <w:color w:val="1E293B"/>
+          <w:sz w:val="24"/>
+        </w:rPr>
+        <w:t>CURSO INTEGRADOR II: SOFTWARE (100000S12F)</w:t>
       </w:r>
     </w:p>
     <w:p>
       <w:pPr>
-        <w:pStyle w:val="Heading2"/>
-        <w:spacing w:before="200" w:after="80"/>
+        <w:spacing w:before="320" w:after="120"/>
       </w:pPr>
       <w:r>
-        <w:t>1. Términos del Negocio y Dominio</w:t>
+        <w:rPr>
+          <w:rFonts w:ascii="Calibri" w:hAnsi="Calibri"/>
+          <w:b/>
+          <w:color w:val="0F172A"/>
+          <w:sz w:val="36"/>
+        </w:rPr>
+        <w:t>GLOSARIO FORMAL DE TÉRMINOS TÉCNICOS Y DE NEGOCIO</w:t>
+      </w:r>
+    </w:p>
+    <w:p>
+      <w:pPr>
+        <w:spacing w:before="240" w:after="80"/>
+      </w:pPr>
+      <w:r>
+        <w:rPr>
+          <w:rFonts w:ascii="Calibri" w:hAnsi="Calibri"/>
+          <w:b/>
+          <w:color w:val="F97316"/>
+          <w:sz w:val="28"/>
+        </w:rPr>
+        <w:t>PROYECTO: SISTEMA WEB PWA DE GESTIÓN Y TOMA DE PEDIDOS MULTICANAL PARA LEOFIT</w:t>
+      </w:r>
+    </w:p>
+    <w:p>
+      <w:pPr>
+        <w:spacing w:before="240" w:after="80"/>
+      </w:pPr>
+      <w:r>
+        <w:rPr>
+          <w:rFonts w:ascii="Calibri" w:hAnsi="Calibri"/>
+          <w:b/>
+          <w:color w:val="F97316"/>
+          <w:sz w:val="28"/>
+        </w:rPr>
+        <w:t>1. TÉRMINOS DE NEGOCIO Y MODELADO DE PROCESOS</w:t>
       </w:r>
     </w:p>
     <w:p>
@@ -47,7 +92,7 @@
         <w:spacing w:after="40"/>
       </w:pPr>
       <w:r>
-        <w:t>AS-IS (Estado Actual): Representación del flujo de trabajo y procesos operativos tal como funcionan actualmente en Leofit (proceso manual mediante WhatsApp, llamadas y notas en cuaderno).</w:t>
+        <w:t>AS-IS (Estado Actual): Metodología de modelado que describe el flujo operativo y los procedimientos de una organización tal como se ejecutan en el presente, permitiendo identificar ineficiencias, cuellos de botella y costos ocultos.</w:t>
       </w:r>
     </w:p>
     <w:p>
@@ -56,7 +101,7 @@
         <w:spacing w:after="40"/>
       </w:pPr>
       <w:r>
-        <w:t>TO-BE (Estado Futuro): Representación del proceso optimizado y digitalizado con la implementación del nuevo sistema web.</w:t>
+        <w:t>BPMN 2.0 (Business Process Model and Notation): Estándar internacional gráfico para el modelado formal de procesos de negocio mediante eventos, actividades, compuertas lógicas y carriles de responsabilidad.</w:t>
       </w:r>
     </w:p>
     <w:p>
@@ -65,7 +110,7 @@
         <w:spacing w:after="40"/>
       </w:pPr>
       <w:r>
-        <w:t>Cuello de Botella: Punto de congestión en el proceso comercial (específicamente la atención individual de mensajes y la comprobación física de existencias) que limita la capacidad de atender más clientes.</w:t>
+        <w:t>Ciclo de Pedido (Order Lead Time): Intervalo de tiempo total transcurrido desde que el cliente inicia la interacción de compra hasta que la orden es entregada físicamente en su domicilio.</w:t>
       </w:r>
     </w:p>
     <w:p>
@@ -74,7 +119,7 @@
         <w:spacing w:after="40"/>
       </w:pPr>
       <w:r>
-        <w:t>Inventario / Stock Disponible: Cantidad física exacta de unidades de prendas deportivas disponibles para la venta inmediata, discriminada por modelo, talla y color.</w:t>
+        <w:t>Flete / Costo de Delivery: Importe monetario cobrado por el servicio logístico motorizado para trasladar los paquetes desde el almacén hasta la dirección del cliente.</w:t>
       </w:r>
     </w:p>
     <w:p>
@@ -83,7 +128,7 @@
         <w:spacing w:after="40"/>
       </w:pPr>
       <w:r>
-        <w:t>Lead Time (Tiempo de Ciclo del Pedido): Tiempo transcurrido desde que el cliente solicita una compra hasta que el pedido es entregado y confirmado en su domicilio.</w:t>
+        <w:t>Inventario Crítico: Nivel de existencias de un producto que se encuentra por debajo del umbral de seguridad (en LeoFit, $&lt; 5$ unidades), requiriendo reabastecimiento prioritario.</w:t>
       </w:r>
     </w:p>
     <w:p>
@@ -92,7 +137,7 @@
         <w:spacing w:after="40"/>
       </w:pPr>
       <w:r>
-        <w:t>Punto de Reorden / Stock Crítico: Umbral mínimo de existencias (ej. menos de 3 unidades) que activa una alerta preventiva para reabastecimiento de confección.</w:t>
+        <w:t>Lean Canvas: Herramienta estratégica de modelado de negocios creada por Ash Maurya, compuesta por 9 bloques enfocados en la resolución de problemas para startups y productos innovadores.</w:t>
       </w:r>
     </w:p>
     <w:p>
@@ -101,7 +146,7 @@
         <w:spacing w:after="40"/>
       </w:pPr>
       <w:r>
-        <w:t>SKU (Stock Keeping Unit): Identificador alfanumérico único asignado a cada variante de prenda (ej. TSH-OVER-BLK-M para camiseta oversized negra talla M).</w:t>
+        <w:t>MoSCoW: Técnica ágil de priorización de requerimientos basada en cuatro categorías: Must have (Imprescindible), Should have (Debería tener), Could have (Podría tener) y Won't have (No tendrá en esta iteración).</w:t>
       </w:r>
     </w:p>
     <w:p>
@@ -110,7 +155,7 @@
         <w:spacing w:after="40"/>
       </w:pPr>
       <w:r>
-        <w:t>Tasa de Conversión: Porcentaje de usuarios que inician una consulta por chat o redes sociales y finalmente concretan una compra efectiva.</w:t>
+        <w:t>MVP (Producto Mínimo Viable): Versión funcional de un producto de software que incluye el conjunto mínimo indispensable de características requeridas para validar hipótesis de valor con usuarios reales.</w:t>
       </w:r>
     </w:p>
     <w:p>
@@ -119,16 +164,7 @@
         <w:spacing w:after="40"/>
       </w:pPr>
       <w:r>
-        <w:t>Trazabilidad del Pedido: Capacidad de conocer en cualquier momento la etapa exacta en la que se encuentra una orden (Recibido, En Preparación, En Camino, Entregado, Cancelado).</w:t>
-      </w:r>
-    </w:p>
-    <w:p>
-      <w:pPr>
-        <w:pStyle w:val="Heading2"/>
-        <w:spacing w:before="200" w:after="80"/>
-      </w:pPr>
-      <w:r>
-        <w:t>2. Términos Técnicos y de Desarrollo de Software</w:t>
+        <w:t>Quiebre de Stock (Stockout): Situación operativa en la que la demanda de un producto no puede ser satisfecha debido al agotamiento no previsto de las existencias en inventario.</w:t>
       </w:r>
     </w:p>
     <w:p>
@@ -137,7 +173,7 @@
         <w:spacing w:after="40"/>
       </w:pPr>
       <w:r>
-        <w:t>ABM / CRUD: Siglas de Altas, Bajas y Modificaciones (Create, Read, Update, Delete), operaciones básicas de manipulación de registros en bases de datos.</w:t>
+        <w:t>SKU (Stock Keeping Unit): Identificador alfanumérico único asignado a un producto y sus variantes específicas (tipo de prenda, talla, color) para su control y seguimiento en almacén.</w:t>
       </w:r>
     </w:p>
     <w:p>
@@ -146,7 +182,21 @@
         <w:spacing w:after="40"/>
       </w:pPr>
       <w:r>
-        <w:t>API REST (Representational State Transfer): Conjunto de endpoints HTTP utilizados para comunicar el frontend con el backend mediante intercambio de datos en formato JSON.</w:t>
+        <w:t>TO-BE (Estado Propuesto): Representación del flujo de procesos rediseñado y optimizado mediante la integración de la solución de software, orientada a eliminar las ineficiencias del modelo AS-IS.</w:t>
+      </w:r>
+    </w:p>
+    <w:p>
+      <w:pPr>
+        <w:spacing w:before="240" w:after="80"/>
+      </w:pPr>
+      <w:r>
+        <w:rPr>
+          <w:rFonts w:ascii="Calibri" w:hAnsi="Calibri"/>
+          <w:b/>
+          <w:color w:val="F97316"/>
+          <w:sz w:val="28"/>
+        </w:rPr>
+        <w:t>2. TÉRMINOS TÉCNICOS, ARQUITECTURA Y DESARROLLO DE SOFTWARE</w:t>
       </w:r>
     </w:p>
     <w:p>
@@ -155,7 +205,7 @@
         <w:spacing w:after="40"/>
       </w:pPr>
       <w:r>
-        <w:t>Bcrypt: Algoritmo de función hash criptográfica utilizado para proteger las contraseñas de los usuarios mediante hashing con salting.</w:t>
+        <w:t>Bundle: Archivo o conjunto de archivos compilados y minificados que contienen el código JavaScript, CSS y recursos estáticos de una aplicación web listos para su distribución a producción.</w:t>
       </w:r>
     </w:p>
     <w:p>
@@ -164,7 +214,7 @@
         <w:spacing w:after="40"/>
       </w:pPr>
       <w:r>
-        <w:t>JWT (JSON Web Token): Estándar abierto (RFC 7519) para la transmisión segura de información de autenticación y autorización en formato de token firmado.</w:t>
+        <w:t>Clean Architecture (Arquitectura Limpia): Patrón arquitectónico propuesto por Robert C. Martin que promueve la separación de responsabilidades en capas concéntricas desacopladas, haciendo la lógica de negocio independiente de frameworks, interfaces y bases de datos.</w:t>
       </w:r>
     </w:p>
     <w:p>
@@ -173,7 +223,7 @@
         <w:spacing w:after="40"/>
       </w:pPr>
       <w:r>
-        <w:t>MoSCoW: Técnica de priorización de requerimientos basada en cuatro categorías: *Must have* (Obligatorio), *Should have* (Deseable), *Could have* (Opcional) y *Won't have* (Fuera de alcance por ahora).</w:t>
+        <w:t>Code-Splitting (División de Código): Técnica de optimización que fragmenta el paquete de código fuente en chunks independientes que se descargan de forma asíncrona únicamente cuando la vista o componente es requerido.</w:t>
       </w:r>
     </w:p>
     <w:p>
@@ -182,7 +232,7 @@
         <w:spacing w:after="40"/>
       </w:pPr>
       <w:r>
-        <w:t>MVP (Producto Mínimo Viable): Versión inicial del producto de software que incluye únicamente las características esenciales para resolver el problema central y aportar valor inmediato al negocio.</w:t>
+        <w:t>Core Web Vitals: Conjunto de métricas estandarizadas por Google para evaluar la experiencia de usuario en la web: First Contentful Paint (FCP), Largest Contentful Paint (LCP), Cumulative Layout Shift (CLS) e Interaction to Next Paint (INP).</w:t>
       </w:r>
     </w:p>
     <w:p>
@@ -191,7 +241,7 @@
         <w:spacing w:after="40"/>
       </w:pPr>
       <w:r>
-        <w:t>ORM (Object-Relational Mapping): Herramienta o librería (ej. Prisma, Sequelize) que permite interactuar con la base de datos relacional utilizando objetos del lenguaje de programación en lugar de sentencias SQL directas.</w:t>
+        <w:t>Gherkin: Lenguaje formal y legible para el ser humano utilizado en el desarrollo guiado por comportamiento (BDD), estructurado mediante cláusulas Given-When-Then (Dado-Cuando-Entonces) para definir criterios de aceptación.</w:t>
       </w:r>
     </w:p>
     <w:p>
@@ -200,7 +250,7 @@
         <w:spacing w:after="40"/>
       </w:pPr>
       <w:r>
-        <w:t>PWA (Progressive Web App): Aplicación web construida con estándares modernos que ofrece una experiencia similar a una aplicación nativa (rápida, responsive, instalable en la pantalla de inicio del móvil).</w:t>
+        <w:t>Hot Module Replacement (HMR): Característica de los empaquetadores modernos (como Vite) que actualiza módulos en el navegador en tiempo real durante el desarrollo sin necesidad de recargar la página completa ni perder el estado.</w:t>
       </w:r>
     </w:p>
     <w:p>
@@ -209,7 +259,7 @@
         <w:spacing w:after="40"/>
       </w:pPr>
       <w:r>
-        <w:t>Responsive Design: Enfoque de diseño web que asegura que las interfaces visuales se adapten fluidamente a cualquier resolución de pantalla (smartphones, tablets y computadoras).</w:t>
+        <w:t>PWA (Progressive Web App): Aplicación web construida con tecnologías estándar que ofrece capacidades avanzadas similares a las aplicaciones móviles nativas, tales como funcionamiento offline, instalación en pantalla de inicio y alto rendimiento de carga.</w:t>
       </w:r>
     </w:p>
     <w:p>
@@ -218,7 +268,7 @@
         <w:spacing w:after="40"/>
       </w:pPr>
       <w:r>
-        <w:t>Scope Creep (Ampliación del Alcance): Tendencia no planificada a agregar nuevas funcionalidades a un proyecto de software sin ajustar los plazos, recursos o presupuesto.</w:t>
+        <w:t>Service Worker: Script en JavaScript que el navegador ejecuta en segundo plano, independiente de la página web, permitiendo interceptar peticiones de red, gestionar estrategias de caché offline y recibir notificaciones.</w:t>
       </w:r>
     </w:p>
     <w:p>
@@ -227,12 +277,66 @@
         <w:spacing w:after="40"/>
       </w:pPr>
       <w:r>
-        <w:t>SPA (Single Page Application): Aplicación web que carga una sola página HTML y actualiza dinámicamente el contenido a medida que el usuario interactúa, sin recargar toda la ventana del navegador.</w:t>
+        <w:t>SLA (Service Level Agreement): Acuerdo formal y contractual que define los niveles de servicio comprometidos entre el proveedor de software y el cliente (ejemplo: $99.5\%$ de disponibilidad).</w:t>
+      </w:r>
+    </w:p>
+    <w:p>
+      <w:pPr>
+        <w:pStyle w:val="ListBullet"/>
+        <w:spacing w:after="40"/>
+      </w:pPr>
+      <w:r>
+        <w:t>SLI (Service Level Indicator): Medición cuantitativa directa del nivel de servicio que se está brindando en tiempo real (ejemplo: porcentaje de peticiones exitosas).</w:t>
+      </w:r>
+    </w:p>
+    <w:p>
+      <w:pPr>
+        <w:pStyle w:val="ListBullet"/>
+        <w:spacing w:after="40"/>
+      </w:pPr>
+      <w:r>
+        <w:t>SLO (Service Level Objective): Meta cuantitativa interna establecida por el equipo de ingeniería para un indicador SLI específico (ejemplo: tiempo de respuesta P95 $&lt; 800$ ms).</w:t>
+      </w:r>
+    </w:p>
+    <w:p>
+      <w:pPr>
+        <w:pStyle w:val="ListBullet"/>
+        <w:spacing w:after="40"/>
+      </w:pPr>
+      <w:r>
+        <w:t>Tree-Shaking: Proceso de optimización ejecutado por empaquetadores (como Rollup) que analiza el árbol de dependencias estático y elimina de forma automática el código muerto o no utilizado.</w:t>
+      </w:r>
+    </w:p>
+    <w:p>
+      <w:pPr>
+        <w:pStyle w:val="ListBullet"/>
+        <w:spacing w:after="40"/>
+      </w:pPr>
+      <w:r>
+        <w:t>TypeScript: Superconjunto tipado estático de JavaScript desarrollado por Microsoft que añade verificación formal de tipos en tiempo de compilación, mejorando la robustez y mantenibilidad del software.</w:t>
+      </w:r>
+    </w:p>
+    <w:p>
+      <w:pPr>
+        <w:pStyle w:val="ListBullet"/>
+        <w:spacing w:after="40"/>
+      </w:pPr>
+      <w:r>
+        <w:t>Vitest: Marco de pruebas unitarias de última generación optimizado para entornos Vite, caracterizado por su velocidad de ejecución y compatibilidad nativa con TypeScript y módulos ES.</w:t>
+      </w:r>
+    </w:p>
+    <w:p>
+      <w:pPr>
+        <w:pStyle w:val="ListBullet"/>
+        <w:spacing w:after="40"/>
+      </w:pPr>
+      <w:r>
+        <w:t>WPO (Web Performance Optimization): Disciplina de la ingeniería de software enfocada en la aplicación de técnicas y estrategias para maximizar la velocidad de carga, eficiencia de recursos y rendimiento general de aplicaciones web.</w:t>
       </w:r>
     </w:p>
     <w:sectPr>
       <w:pgSz w:w="12240" w:h="15840"/>
-      <w:pgMar w:top="1440" w:right="1800" w:bottom="1440" w:left="1800" w:header="720" w:footer="720" w:gutter="0"/>
+      <w:pgMar w:top="1440" w:right="1440" w:bottom="1440" w:left="1440" w:header="720" w:footer="720" w:gutter="0"/>
       <w:cols w:space="720"/>
       <w:docGrid w:linePitch="360"/>
     </w:sectPr>
@@ -603,6 +707,11 @@
     <w:name w:val="Normal"/>
     <w:qFormat/>
     <w:rsid w:val="00FC693F"/>
+    <w:rPr>
+      <w:rFonts w:ascii="Calibri" w:hAnsi="Calibri"/>
+      <w:color w:val="1E293B"/>
+      <w:sz w:val="22"/>
+    </w:rPr>
   </w:style>
   <w:style w:type="paragraph" w:styleId="Header">
     <w:name w:val="header"/>

--- a/docs/04_Glosario.docx
+++ b/docs/04_Glosario.docx
@@ -4,6 +4,7 @@
   <w:body>
     <w:p>
       <w:pPr>
+        <w:keepNext/>
         <w:spacing w:before="320" w:after="120"/>
       </w:pPr>
       <w:r>
@@ -18,7 +19,8 @@
     </w:p>
     <w:p>
       <w:pPr>
-        <w:spacing w:before="240" w:after="80"/>
+        <w:keepNext/>
+        <w:spacing w:before="280" w:after="80"/>
       </w:pPr>
       <w:r>
         <w:rPr>
@@ -32,7 +34,8 @@
     </w:p>
     <w:p>
       <w:pPr>
-        <w:spacing w:before="160" w:after="40"/>
+        <w:keepNext/>
+        <w:spacing w:before="200" w:after="40"/>
       </w:pPr>
       <w:r>
         <w:rPr>
@@ -46,6 +49,7 @@
     </w:p>
     <w:p>
       <w:pPr>
+        <w:keepNext/>
         <w:spacing w:before="320" w:after="120"/>
       </w:pPr>
       <w:r>
@@ -60,7 +64,8 @@
     </w:p>
     <w:p>
       <w:pPr>
-        <w:spacing w:before="240" w:after="80"/>
+        <w:keepNext/>
+        <w:spacing w:before="280" w:after="80"/>
       </w:pPr>
       <w:r>
         <w:rPr>
@@ -74,7 +79,8 @@
     </w:p>
     <w:p>
       <w:pPr>
-        <w:spacing w:before="240" w:after="80"/>
+        <w:keepNext/>
+        <w:spacing w:before="280" w:after="80"/>
       </w:pPr>
       <w:r>
         <w:rPr>
@@ -89,105 +95,277 @@
     <w:p>
       <w:pPr>
         <w:pStyle w:val="ListBullet"/>
-        <w:spacing w:after="40"/>
+        <w:spacing w:before="20" w:after="40" w:line="276" w:lineRule="auto"/>
       </w:pPr>
       <w:r>
-        <w:t>AS-IS (Estado Actual): Metodología de modelado que describe el flujo operativo y los procedimientos de una organización tal como se ejecutan en el presente, permitiendo identificar ineficiencias, cuellos de botella y costos ocultos.</w:t>
+        <w:rPr>
+          <w:rFonts w:ascii="Calibri" w:hAnsi="Calibri"/>
+          <w:b/>
+          <w:color w:val="1E293B"/>
+          <w:sz w:val="21"/>
+        </w:rPr>
+        <w:t>AS-IS (Estado Actual):</w:t>
+      </w:r>
+      <w:r>
+        <w:rPr>
+          <w:rFonts w:ascii="Calibri" w:hAnsi="Calibri"/>
+          <w:color w:val="1E293B"/>
+          <w:sz w:val="21"/>
+        </w:rPr>
+        <w:t xml:space="preserve"> Metodología de modelado que describe el flujo operativo y los procedimientos de una organización tal como se ejecutan en el presente, permitiendo identificar ineficiencias, cuellos de botella y costos ocultos.</w:t>
       </w:r>
     </w:p>
     <w:p>
       <w:pPr>
         <w:pStyle w:val="ListBullet"/>
-        <w:spacing w:after="40"/>
+        <w:spacing w:before="20" w:after="40" w:line="276" w:lineRule="auto"/>
       </w:pPr>
       <w:r>
-        <w:t>BPMN 2.0 (Business Process Model and Notation): Estándar internacional gráfico para el modelado formal de procesos de negocio mediante eventos, actividades, compuertas lógicas y carriles de responsabilidad.</w:t>
+        <w:rPr>
+          <w:rFonts w:ascii="Calibri" w:hAnsi="Calibri"/>
+          <w:b/>
+          <w:color w:val="1E293B"/>
+          <w:sz w:val="21"/>
+        </w:rPr>
+        <w:t>BPMN 2.0 (Business Process Model and Notation):</w:t>
+      </w:r>
+      <w:r>
+        <w:rPr>
+          <w:rFonts w:ascii="Calibri" w:hAnsi="Calibri"/>
+          <w:color w:val="1E293B"/>
+          <w:sz w:val="21"/>
+        </w:rPr>
+        <w:t xml:space="preserve"> Estándar internacional gráfico para el modelado formal de procesos de negocio mediante eventos, actividades, compuertas lógicas y carriles de responsabilidad.</w:t>
       </w:r>
     </w:p>
     <w:p>
       <w:pPr>
         <w:pStyle w:val="ListBullet"/>
-        <w:spacing w:after="40"/>
+        <w:spacing w:before="20" w:after="40" w:line="276" w:lineRule="auto"/>
       </w:pPr>
       <w:r>
-        <w:t>Ciclo de Pedido (Order Lead Time): Intervalo de tiempo total transcurrido desde que el cliente inicia la interacción de compra hasta que la orden es entregada físicamente en su domicilio.</w:t>
+        <w:rPr>
+          <w:rFonts w:ascii="Calibri" w:hAnsi="Calibri"/>
+          <w:b/>
+          <w:color w:val="1E293B"/>
+          <w:sz w:val="21"/>
+        </w:rPr>
+        <w:t>Ciclo de Pedido (Order Lead Time):</w:t>
+      </w:r>
+      <w:r>
+        <w:rPr>
+          <w:rFonts w:ascii="Calibri" w:hAnsi="Calibri"/>
+          <w:color w:val="1E293B"/>
+          <w:sz w:val="21"/>
+        </w:rPr>
+        <w:t xml:space="preserve"> Intervalo de tiempo total transcurrido desde que el cliente inicia la interacción de compra hasta que la orden es entregada físicamente en su domicilio.</w:t>
       </w:r>
     </w:p>
     <w:p>
       <w:pPr>
         <w:pStyle w:val="ListBullet"/>
-        <w:spacing w:after="40"/>
+        <w:spacing w:before="20" w:after="40" w:line="276" w:lineRule="auto"/>
       </w:pPr>
       <w:r>
-        <w:t>Flete / Costo de Delivery: Importe monetario cobrado por el servicio logístico motorizado para trasladar los paquetes desde el almacén hasta la dirección del cliente.</w:t>
+        <w:rPr>
+          <w:rFonts w:ascii="Calibri" w:hAnsi="Calibri"/>
+          <w:b/>
+          <w:color w:val="1E293B"/>
+          <w:sz w:val="21"/>
+        </w:rPr>
+        <w:t>Flete / Costo de Delivery:</w:t>
+      </w:r>
+      <w:r>
+        <w:rPr>
+          <w:rFonts w:ascii="Calibri" w:hAnsi="Calibri"/>
+          <w:color w:val="1E293B"/>
+          <w:sz w:val="21"/>
+        </w:rPr>
+        <w:t xml:space="preserve"> Importe monetario cobrado por el servicio logístico motorizado para trasladar los paquetes desde el almacén hasta la dirección del cliente.</w:t>
       </w:r>
     </w:p>
     <w:p>
       <w:pPr>
         <w:pStyle w:val="ListBullet"/>
-        <w:spacing w:after="40"/>
+        <w:spacing w:before="20" w:after="40" w:line="276" w:lineRule="auto"/>
       </w:pPr>
       <w:r>
-        <w:t>Inventario Crítico: Nivel de existencias de un producto que se encuentra por debajo del umbral de seguridad (en LeoFit, $&lt; 5$ unidades), requiriendo reabastecimiento prioritario.</w:t>
+        <w:rPr>
+          <w:rFonts w:ascii="Calibri" w:hAnsi="Calibri"/>
+          <w:b/>
+          <w:color w:val="1E293B"/>
+          <w:sz w:val="21"/>
+        </w:rPr>
+        <w:t>Inventario Crítico:</w:t>
+      </w:r>
+      <w:r>
+        <w:rPr>
+          <w:rFonts w:ascii="Calibri" w:hAnsi="Calibri"/>
+          <w:color w:val="1E293B"/>
+          <w:sz w:val="21"/>
+        </w:rPr>
+        <w:t xml:space="preserve"> Nivel de existencias de un producto que se encuentra por debajo del umbral de seguridad (en LeoFit, </w:t>
+      </w:r>
+      <w:r>
+        <w:rPr>
+          <w:rFonts w:ascii="Calibri" w:hAnsi="Calibri"/>
+          <w:i/>
+          <w:color w:val="1E293B"/>
+          <w:sz w:val="21"/>
+        </w:rPr>
+        <w:t>&lt; 5</w:t>
+      </w:r>
+      <w:r>
+        <w:rPr>
+          <w:rFonts w:ascii="Calibri" w:hAnsi="Calibri"/>
+          <w:color w:val="1E293B"/>
+          <w:sz w:val="21"/>
+        </w:rPr>
+        <w:t xml:space="preserve"> unidades), requiriendo reabastecimiento prioritario.</w:t>
       </w:r>
     </w:p>
     <w:p>
       <w:pPr>
         <w:pStyle w:val="ListBullet"/>
-        <w:spacing w:after="40"/>
+        <w:spacing w:before="20" w:after="40" w:line="276" w:lineRule="auto"/>
       </w:pPr>
       <w:r>
-        <w:t>Lean Canvas: Herramienta estratégica de modelado de negocios creada por Ash Maurya, compuesta por 9 bloques enfocados en la resolución de problemas para startups y productos innovadores.</w:t>
+        <w:rPr>
+          <w:rFonts w:ascii="Calibri" w:hAnsi="Calibri"/>
+          <w:b/>
+          <w:color w:val="1E293B"/>
+          <w:sz w:val="21"/>
+        </w:rPr>
+        <w:t>Lean Canvas:</w:t>
+      </w:r>
+      <w:r>
+        <w:rPr>
+          <w:rFonts w:ascii="Calibri" w:hAnsi="Calibri"/>
+          <w:color w:val="1E293B"/>
+          <w:sz w:val="21"/>
+        </w:rPr>
+        <w:t xml:space="preserve"> Herramienta estratégica de modelado de negocios creada por Ash Maurya, compuesta por 9 bloques enfocados en la resolución de problemas para startups y productos innovadores.</w:t>
       </w:r>
     </w:p>
     <w:p>
       <w:pPr>
         <w:pStyle w:val="ListBullet"/>
-        <w:spacing w:after="40"/>
+        <w:spacing w:before="20" w:after="40" w:line="276" w:lineRule="auto"/>
       </w:pPr>
       <w:r>
-        <w:t>MoSCoW: Técnica ágil de priorización de requerimientos basada en cuatro categorías: Must have (Imprescindible), Should have (Debería tener), Could have (Podría tener) y Won't have (No tendrá en esta iteración).</w:t>
+        <w:rPr>
+          <w:rFonts w:ascii="Calibri" w:hAnsi="Calibri"/>
+          <w:b/>
+          <w:color w:val="1E293B"/>
+          <w:sz w:val="21"/>
+        </w:rPr>
+        <w:t>MoSCoW:</w:t>
+      </w:r>
+      <w:r>
+        <w:rPr>
+          <w:rFonts w:ascii="Calibri" w:hAnsi="Calibri"/>
+          <w:color w:val="1E293B"/>
+          <w:sz w:val="21"/>
+        </w:rPr>
+        <w:t xml:space="preserve"> Técnica ágil de priorización de requerimientos basada en cuatro categorías: Must have (Imprescindible), Should have (Debería tener), Could have (Podría tener) y Won't have (No tendrá en esta iteración).</w:t>
       </w:r>
     </w:p>
     <w:p>
       <w:pPr>
         <w:pStyle w:val="ListBullet"/>
-        <w:spacing w:after="40"/>
+        <w:spacing w:before="20" w:after="40" w:line="276" w:lineRule="auto"/>
       </w:pPr>
       <w:r>
-        <w:t>MVP (Producto Mínimo Viable): Versión funcional de un producto de software que incluye el conjunto mínimo indispensable de características requeridas para validar hipótesis de valor con usuarios reales.</w:t>
+        <w:rPr>
+          <w:rFonts w:ascii="Calibri" w:hAnsi="Calibri"/>
+          <w:b/>
+          <w:color w:val="1E293B"/>
+          <w:sz w:val="21"/>
+        </w:rPr>
+        <w:t>MVP (Producto Mínimo Viable):</w:t>
+      </w:r>
+      <w:r>
+        <w:rPr>
+          <w:rFonts w:ascii="Calibri" w:hAnsi="Calibri"/>
+          <w:color w:val="1E293B"/>
+          <w:sz w:val="21"/>
+        </w:rPr>
+        <w:t xml:space="preserve"> Versión funcional de un producto de software que incluye el conjunto mínimo indispensable de características requeridas para validar hipótesis de valor con usuarios reales.</w:t>
       </w:r>
     </w:p>
     <w:p>
       <w:pPr>
         <w:pStyle w:val="ListBullet"/>
-        <w:spacing w:after="40"/>
+        <w:spacing w:before="20" w:after="40" w:line="276" w:lineRule="auto"/>
       </w:pPr>
       <w:r>
-        <w:t>Quiebre de Stock (Stockout): Situación operativa en la que la demanda de un producto no puede ser satisfecha debido al agotamiento no previsto de las existencias en inventario.</w:t>
+        <w:rPr>
+          <w:rFonts w:ascii="Calibri" w:hAnsi="Calibri"/>
+          <w:b/>
+          <w:color w:val="1E293B"/>
+          <w:sz w:val="21"/>
+        </w:rPr>
+        <w:t>Quiebre de Stock (Stockout):</w:t>
+      </w:r>
+      <w:r>
+        <w:rPr>
+          <w:rFonts w:ascii="Calibri" w:hAnsi="Calibri"/>
+          <w:color w:val="1E293B"/>
+          <w:sz w:val="21"/>
+        </w:rPr>
+        <w:t xml:space="preserve"> Situación operativa en la que la demanda de un producto no puede ser satisfecha debido al agotamiento no previsto de las existencias en inventario.</w:t>
       </w:r>
     </w:p>
     <w:p>
       <w:pPr>
         <w:pStyle w:val="ListBullet"/>
-        <w:spacing w:after="40"/>
+        <w:spacing w:before="20" w:after="40" w:line="276" w:lineRule="auto"/>
       </w:pPr>
       <w:r>
-        <w:t>SKU (Stock Keeping Unit): Identificador alfanumérico único asignado a un producto y sus variantes específicas (tipo de prenda, talla, color) para su control y seguimiento en almacén.</w:t>
+        <w:rPr>
+          <w:rFonts w:ascii="Calibri" w:hAnsi="Calibri"/>
+          <w:b/>
+          <w:color w:val="1E293B"/>
+          <w:sz w:val="21"/>
+        </w:rPr>
+        <w:t>SKU (Stock Keeping Unit):</w:t>
+      </w:r>
+      <w:r>
+        <w:rPr>
+          <w:rFonts w:ascii="Calibri" w:hAnsi="Calibri"/>
+          <w:color w:val="1E293B"/>
+          <w:sz w:val="21"/>
+        </w:rPr>
+        <w:t xml:space="preserve"> Identificador alfanumérico único asignado a un producto y sus variantes específicas (tipo de prenda, talla, color) para su control y seguimiento en almacén.</w:t>
       </w:r>
     </w:p>
     <w:p>
       <w:pPr>
         <w:pStyle w:val="ListBullet"/>
-        <w:spacing w:after="40"/>
+        <w:spacing w:before="20" w:after="40" w:line="276" w:lineRule="auto"/>
       </w:pPr>
       <w:r>
-        <w:t>TO-BE (Estado Propuesto): Representación del flujo de procesos rediseñado y optimizado mediante la integración de la solución de software, orientada a eliminar las ineficiencias del modelo AS-IS.</w:t>
+        <w:rPr>
+          <w:rFonts w:ascii="Calibri" w:hAnsi="Calibri"/>
+          <w:b/>
+          <w:color w:val="1E293B"/>
+          <w:sz w:val="21"/>
+        </w:rPr>
+        <w:t>TO-BE (Estado Propuesto):</w:t>
+      </w:r>
+      <w:r>
+        <w:rPr>
+          <w:rFonts w:ascii="Calibri" w:hAnsi="Calibri"/>
+          <w:color w:val="1E293B"/>
+          <w:sz w:val="21"/>
+        </w:rPr>
+        <w:t xml:space="preserve"> Representación del flujo de procesos rediseñado y optimizado mediante la integración de la solución de software, orientada a eliminar las ineficiencias del modelo AS-IS.</w:t>
       </w:r>
     </w:p>
     <w:p>
       <w:pPr>
-        <w:spacing w:before="240" w:after="80"/>
+        <w:keepNext/>
+        <w:spacing w:before="280" w:after="80"/>
       </w:pPr>
       <w:r>
         <w:rPr>
@@ -202,136 +380,380 @@
     <w:p>
       <w:pPr>
         <w:pStyle w:val="ListBullet"/>
-        <w:spacing w:after="40"/>
+        <w:spacing w:before="20" w:after="40" w:line="276" w:lineRule="auto"/>
       </w:pPr>
       <w:r>
-        <w:t>Bundle: Archivo o conjunto de archivos compilados y minificados que contienen el código JavaScript, CSS y recursos estáticos de una aplicación web listos para su distribución a producción.</w:t>
+        <w:rPr>
+          <w:rFonts w:ascii="Calibri" w:hAnsi="Calibri"/>
+          <w:b/>
+          <w:color w:val="1E293B"/>
+          <w:sz w:val="21"/>
+        </w:rPr>
+        <w:t>Bundle:</w:t>
+      </w:r>
+      <w:r>
+        <w:rPr>
+          <w:rFonts w:ascii="Calibri" w:hAnsi="Calibri"/>
+          <w:color w:val="1E293B"/>
+          <w:sz w:val="21"/>
+        </w:rPr>
+        <w:t xml:space="preserve"> Archivo o conjunto de archivos compilados y minificados que contienen el código JavaScript, CSS y recursos estáticos de una aplicación web listos para su distribución a producción.</w:t>
       </w:r>
     </w:p>
     <w:p>
       <w:pPr>
         <w:pStyle w:val="ListBullet"/>
-        <w:spacing w:after="40"/>
+        <w:spacing w:before="20" w:after="40" w:line="276" w:lineRule="auto"/>
       </w:pPr>
       <w:r>
-        <w:t>Clean Architecture (Arquitectura Limpia): Patrón arquitectónico propuesto por Robert C. Martin que promueve la separación de responsabilidades en capas concéntricas desacopladas, haciendo la lógica de negocio independiente de frameworks, interfaces y bases de datos.</w:t>
+        <w:rPr>
+          <w:rFonts w:ascii="Calibri" w:hAnsi="Calibri"/>
+          <w:b/>
+          <w:color w:val="1E293B"/>
+          <w:sz w:val="21"/>
+        </w:rPr>
+        <w:t>Clean Architecture (Arquitectura Limpia):</w:t>
+      </w:r>
+      <w:r>
+        <w:rPr>
+          <w:rFonts w:ascii="Calibri" w:hAnsi="Calibri"/>
+          <w:color w:val="1E293B"/>
+          <w:sz w:val="21"/>
+        </w:rPr>
+        <w:t xml:space="preserve"> Patrón arquitectónico propuesto por Robert C. Martin que promueve la separación de responsabilidades en capas concéntricas desacopladas, haciendo la lógica de negocio independiente de frameworks, interfaces y bases de datos.</w:t>
       </w:r>
     </w:p>
     <w:p>
       <w:pPr>
         <w:pStyle w:val="ListBullet"/>
-        <w:spacing w:after="40"/>
+        <w:spacing w:before="20" w:after="40" w:line="276" w:lineRule="auto"/>
       </w:pPr>
       <w:r>
-        <w:t>Code-Splitting (División de Código): Técnica de optimización que fragmenta el paquete de código fuente en chunks independientes que se descargan de forma asíncrona únicamente cuando la vista o componente es requerido.</w:t>
+        <w:rPr>
+          <w:rFonts w:ascii="Calibri" w:hAnsi="Calibri"/>
+          <w:b/>
+          <w:color w:val="1E293B"/>
+          <w:sz w:val="21"/>
+        </w:rPr>
+        <w:t>Code-Splitting (División de Código):</w:t>
+      </w:r>
+      <w:r>
+        <w:rPr>
+          <w:rFonts w:ascii="Calibri" w:hAnsi="Calibri"/>
+          <w:color w:val="1E293B"/>
+          <w:sz w:val="21"/>
+        </w:rPr>
+        <w:t xml:space="preserve"> Técnica de optimización que fragmenta el paquete de código fuente en chunks independientes que se descargan de forma asíncrona únicamente cuando la vista o componente es requerido.</w:t>
       </w:r>
     </w:p>
     <w:p>
       <w:pPr>
         <w:pStyle w:val="ListBullet"/>
-        <w:spacing w:after="40"/>
+        <w:spacing w:before="20" w:after="40" w:line="276" w:lineRule="auto"/>
       </w:pPr>
       <w:r>
-        <w:t>Core Web Vitals: Conjunto de métricas estandarizadas por Google para evaluar la experiencia de usuario en la web: First Contentful Paint (FCP), Largest Contentful Paint (LCP), Cumulative Layout Shift (CLS) e Interaction to Next Paint (INP).</w:t>
+        <w:rPr>
+          <w:rFonts w:ascii="Calibri" w:hAnsi="Calibri"/>
+          <w:b/>
+          <w:color w:val="1E293B"/>
+          <w:sz w:val="21"/>
+        </w:rPr>
+        <w:t>Core Web Vitals:</w:t>
+      </w:r>
+      <w:r>
+        <w:rPr>
+          <w:rFonts w:ascii="Calibri" w:hAnsi="Calibri"/>
+          <w:color w:val="1E293B"/>
+          <w:sz w:val="21"/>
+        </w:rPr>
+        <w:t xml:space="preserve"> Conjunto de métricas estandarizadas por Google para evaluar la experiencia de usuario en la web: First Contentful Paint (FCP), Largest Contentful Paint (LCP), Cumulative Layout Shift (CLS) e Interaction to Next Paint (INP).</w:t>
       </w:r>
     </w:p>
     <w:p>
       <w:pPr>
         <w:pStyle w:val="ListBullet"/>
-        <w:spacing w:after="40"/>
+        <w:spacing w:before="20" w:after="40" w:line="276" w:lineRule="auto"/>
       </w:pPr>
       <w:r>
-        <w:t>Gherkin: Lenguaje formal y legible para el ser humano utilizado en el desarrollo guiado por comportamiento (BDD), estructurado mediante cláusulas Given-When-Then (Dado-Cuando-Entonces) para definir criterios de aceptación.</w:t>
+        <w:rPr>
+          <w:rFonts w:ascii="Calibri" w:hAnsi="Calibri"/>
+          <w:b/>
+          <w:color w:val="1E293B"/>
+          <w:sz w:val="21"/>
+        </w:rPr>
+        <w:t>Gherkin:</w:t>
+      </w:r>
+      <w:r>
+        <w:rPr>
+          <w:rFonts w:ascii="Calibri" w:hAnsi="Calibri"/>
+          <w:color w:val="1E293B"/>
+          <w:sz w:val="21"/>
+        </w:rPr>
+        <w:t xml:space="preserve"> Lenguaje formal y legible para el ser humano utilizado en el desarrollo guiado por comportamiento (BDD), estructurado mediante cláusulas Given-When-Then (Dado-Cuando-Entonces) para definir criterios de aceptación.</w:t>
       </w:r>
     </w:p>
     <w:p>
       <w:pPr>
         <w:pStyle w:val="ListBullet"/>
-        <w:spacing w:after="40"/>
+        <w:spacing w:before="20" w:after="40" w:line="276" w:lineRule="auto"/>
       </w:pPr>
       <w:r>
-        <w:t>Hot Module Replacement (HMR): Característica de los empaquetadores modernos (como Vite) que actualiza módulos en el navegador en tiempo real durante el desarrollo sin necesidad de recargar la página completa ni perder el estado.</w:t>
+        <w:rPr>
+          <w:rFonts w:ascii="Calibri" w:hAnsi="Calibri"/>
+          <w:b/>
+          <w:color w:val="1E293B"/>
+          <w:sz w:val="21"/>
+        </w:rPr>
+        <w:t>Hot Module Replacement (HMR):</w:t>
+      </w:r>
+      <w:r>
+        <w:rPr>
+          <w:rFonts w:ascii="Calibri" w:hAnsi="Calibri"/>
+          <w:color w:val="1E293B"/>
+          <w:sz w:val="21"/>
+        </w:rPr>
+        <w:t xml:space="preserve"> Característica de los empaquetadores modernos (como Vite) que actualiza módulos en el navegador en tiempo real durante el desarrollo sin necesidad de recargar la página completa ni perder el estado.</w:t>
       </w:r>
     </w:p>
     <w:p>
       <w:pPr>
         <w:pStyle w:val="ListBullet"/>
-        <w:spacing w:after="40"/>
+        <w:spacing w:before="20" w:after="40" w:line="276" w:lineRule="auto"/>
       </w:pPr>
       <w:r>
-        <w:t>PWA (Progressive Web App): Aplicación web construida con tecnologías estándar que ofrece capacidades avanzadas similares a las aplicaciones móviles nativas, tales como funcionamiento offline, instalación en pantalla de inicio y alto rendimiento de carga.</w:t>
+        <w:rPr>
+          <w:rFonts w:ascii="Calibri" w:hAnsi="Calibri"/>
+          <w:b/>
+          <w:color w:val="1E293B"/>
+          <w:sz w:val="21"/>
+        </w:rPr>
+        <w:t>PWA (Progressive Web App):</w:t>
+      </w:r>
+      <w:r>
+        <w:rPr>
+          <w:rFonts w:ascii="Calibri" w:hAnsi="Calibri"/>
+          <w:color w:val="1E293B"/>
+          <w:sz w:val="21"/>
+        </w:rPr>
+        <w:t xml:space="preserve"> Aplicación web construida con tecnologías estándar que ofrece capacidades avanzadas similares a las aplicaciones móviles nativas, tales como funcionamiento offline, instalación en pantalla de inicio y alto rendimiento de carga.</w:t>
       </w:r>
     </w:p>
     <w:p>
       <w:pPr>
         <w:pStyle w:val="ListBullet"/>
-        <w:spacing w:after="40"/>
+        <w:spacing w:before="20" w:after="40" w:line="276" w:lineRule="auto"/>
       </w:pPr>
       <w:r>
-        <w:t>Service Worker: Script en JavaScript que el navegador ejecuta en segundo plano, independiente de la página web, permitiendo interceptar peticiones de red, gestionar estrategias de caché offline y recibir notificaciones.</w:t>
+        <w:rPr>
+          <w:rFonts w:ascii="Calibri" w:hAnsi="Calibri"/>
+          <w:b/>
+          <w:color w:val="1E293B"/>
+          <w:sz w:val="21"/>
+        </w:rPr>
+        <w:t>Service Worker:</w:t>
+      </w:r>
+      <w:r>
+        <w:rPr>
+          <w:rFonts w:ascii="Calibri" w:hAnsi="Calibri"/>
+          <w:color w:val="1E293B"/>
+          <w:sz w:val="21"/>
+        </w:rPr>
+        <w:t xml:space="preserve"> Script en JavaScript que el navegador ejecuta en segundo plano, independiente de la página web, permitiendo interceptar peticiones de red, gestionar estrategias de caché offline y recibir notificaciones.</w:t>
       </w:r>
     </w:p>
     <w:p>
       <w:pPr>
         <w:pStyle w:val="ListBullet"/>
-        <w:spacing w:after="40"/>
+        <w:spacing w:before="20" w:after="40" w:line="276" w:lineRule="auto"/>
       </w:pPr>
       <w:r>
-        <w:t>SLA (Service Level Agreement): Acuerdo formal y contractual que define los niveles de servicio comprometidos entre el proveedor de software y el cliente (ejemplo: $99.5\%$ de disponibilidad).</w:t>
+        <w:rPr>
+          <w:rFonts w:ascii="Calibri" w:hAnsi="Calibri"/>
+          <w:b/>
+          <w:color w:val="1E293B"/>
+          <w:sz w:val="21"/>
+        </w:rPr>
+        <w:t>SLA (Service Level Agreement):</w:t>
+      </w:r>
+      <w:r>
+        <w:rPr>
+          <w:rFonts w:ascii="Calibri" w:hAnsi="Calibri"/>
+          <w:color w:val="1E293B"/>
+          <w:sz w:val="21"/>
+        </w:rPr>
+        <w:t xml:space="preserve"> Acuerdo formal y contractual que define los niveles de servicio comprometidos entre el proveedor de software y el cliente (ejemplo: </w:t>
+      </w:r>
+      <w:r>
+        <w:rPr>
+          <w:rFonts w:ascii="Calibri" w:hAnsi="Calibri"/>
+          <w:i/>
+          <w:color w:val="1E293B"/>
+          <w:sz w:val="21"/>
+        </w:rPr>
+        <w:t>99.5%</w:t>
+      </w:r>
+      <w:r>
+        <w:rPr>
+          <w:rFonts w:ascii="Calibri" w:hAnsi="Calibri"/>
+          <w:color w:val="1E293B"/>
+          <w:sz w:val="21"/>
+        </w:rPr>
+        <w:t xml:space="preserve"> de disponibilidad).</w:t>
       </w:r>
     </w:p>
     <w:p>
       <w:pPr>
         <w:pStyle w:val="ListBullet"/>
-        <w:spacing w:after="40"/>
+        <w:spacing w:before="20" w:after="40" w:line="276" w:lineRule="auto"/>
       </w:pPr>
       <w:r>
-        <w:t>SLI (Service Level Indicator): Medición cuantitativa directa del nivel de servicio que se está brindando en tiempo real (ejemplo: porcentaje de peticiones exitosas).</w:t>
+        <w:rPr>
+          <w:rFonts w:ascii="Calibri" w:hAnsi="Calibri"/>
+          <w:b/>
+          <w:color w:val="1E293B"/>
+          <w:sz w:val="21"/>
+        </w:rPr>
+        <w:t>SLI (Service Level Indicator):</w:t>
+      </w:r>
+      <w:r>
+        <w:rPr>
+          <w:rFonts w:ascii="Calibri" w:hAnsi="Calibri"/>
+          <w:color w:val="1E293B"/>
+          <w:sz w:val="21"/>
+        </w:rPr>
+        <w:t xml:space="preserve"> Medición cuantitativa directa del nivel de servicio que se está brindando en tiempo real (ejemplo: porcentaje de peticiones exitosas).</w:t>
       </w:r>
     </w:p>
     <w:p>
       <w:pPr>
         <w:pStyle w:val="ListBullet"/>
-        <w:spacing w:after="40"/>
+        <w:spacing w:before="20" w:after="40" w:line="276" w:lineRule="auto"/>
       </w:pPr>
       <w:r>
-        <w:t>SLO (Service Level Objective): Meta cuantitativa interna establecida por el equipo de ingeniería para un indicador SLI específico (ejemplo: tiempo de respuesta P95 $&lt; 800$ ms).</w:t>
+        <w:rPr>
+          <w:rFonts w:ascii="Calibri" w:hAnsi="Calibri"/>
+          <w:b/>
+          <w:color w:val="1E293B"/>
+          <w:sz w:val="21"/>
+        </w:rPr>
+        <w:t>SLO (Service Level Objective):</w:t>
+      </w:r>
+      <w:r>
+        <w:rPr>
+          <w:rFonts w:ascii="Calibri" w:hAnsi="Calibri"/>
+          <w:color w:val="1E293B"/>
+          <w:sz w:val="21"/>
+        </w:rPr>
+        <w:t xml:space="preserve"> Meta cuantitativa interna establecida por el equipo de ingeniería para un indicador SLI específico (ejemplo: tiempo de respuesta P95 </w:t>
+      </w:r>
+      <w:r>
+        <w:rPr>
+          <w:rFonts w:ascii="Calibri" w:hAnsi="Calibri"/>
+          <w:i/>
+          <w:color w:val="1E293B"/>
+          <w:sz w:val="21"/>
+        </w:rPr>
+        <w:t>&lt; 800</w:t>
+      </w:r>
+      <w:r>
+        <w:rPr>
+          <w:rFonts w:ascii="Calibri" w:hAnsi="Calibri"/>
+          <w:color w:val="1E293B"/>
+          <w:sz w:val="21"/>
+        </w:rPr>
+        <w:t xml:space="preserve"> ms).</w:t>
       </w:r>
     </w:p>
     <w:p>
       <w:pPr>
         <w:pStyle w:val="ListBullet"/>
-        <w:spacing w:after="40"/>
+        <w:spacing w:before="20" w:after="40" w:line="276" w:lineRule="auto"/>
       </w:pPr>
       <w:r>
-        <w:t>Tree-Shaking: Proceso de optimización ejecutado por empaquetadores (como Rollup) que analiza el árbol de dependencias estático y elimina de forma automática el código muerto o no utilizado.</w:t>
+        <w:rPr>
+          <w:rFonts w:ascii="Calibri" w:hAnsi="Calibri"/>
+          <w:b/>
+          <w:color w:val="1E293B"/>
+          <w:sz w:val="21"/>
+        </w:rPr>
+        <w:t>Tree-Shaking:</w:t>
+      </w:r>
+      <w:r>
+        <w:rPr>
+          <w:rFonts w:ascii="Calibri" w:hAnsi="Calibri"/>
+          <w:color w:val="1E293B"/>
+          <w:sz w:val="21"/>
+        </w:rPr>
+        <w:t xml:space="preserve"> Proceso de optimización ejecutado por empaquetadores (como Rollup) que analiza el árbol de dependencias estático y elimina de forma automática el código muerto o no utilizado.</w:t>
       </w:r>
     </w:p>
     <w:p>
       <w:pPr>
         <w:pStyle w:val="ListBullet"/>
-        <w:spacing w:after="40"/>
+        <w:spacing w:before="20" w:after="40" w:line="276" w:lineRule="auto"/>
       </w:pPr>
       <w:r>
-        <w:t>TypeScript: Superconjunto tipado estático de JavaScript desarrollado por Microsoft que añade verificación formal de tipos en tiempo de compilación, mejorando la robustez y mantenibilidad del software.</w:t>
+        <w:rPr>
+          <w:rFonts w:ascii="Calibri" w:hAnsi="Calibri"/>
+          <w:b/>
+          <w:color w:val="1E293B"/>
+          <w:sz w:val="21"/>
+        </w:rPr>
+        <w:t>TypeScript:</w:t>
+      </w:r>
+      <w:r>
+        <w:rPr>
+          <w:rFonts w:ascii="Calibri" w:hAnsi="Calibri"/>
+          <w:color w:val="1E293B"/>
+          <w:sz w:val="21"/>
+        </w:rPr>
+        <w:t xml:space="preserve"> Superconjunto tipado estático de JavaScript desarrollado por Microsoft que añade verificación formal de tipos en tiempo de compilación, mejorando la robustez y mantenibilidad del software.</w:t>
       </w:r>
     </w:p>
     <w:p>
       <w:pPr>
         <w:pStyle w:val="ListBullet"/>
-        <w:spacing w:after="40"/>
+        <w:spacing w:before="20" w:after="40" w:line="276" w:lineRule="auto"/>
       </w:pPr>
       <w:r>
-        <w:t>Vitest: Marco de pruebas unitarias de última generación optimizado para entornos Vite, caracterizado por su velocidad de ejecución y compatibilidad nativa con TypeScript y módulos ES.</w:t>
+        <w:rPr>
+          <w:rFonts w:ascii="Calibri" w:hAnsi="Calibri"/>
+          <w:b/>
+          <w:color w:val="1E293B"/>
+          <w:sz w:val="21"/>
+        </w:rPr>
+        <w:t>Vitest:</w:t>
+      </w:r>
+      <w:r>
+        <w:rPr>
+          <w:rFonts w:ascii="Calibri" w:hAnsi="Calibri"/>
+          <w:color w:val="1E293B"/>
+          <w:sz w:val="21"/>
+        </w:rPr>
+        <w:t xml:space="preserve"> Marco de pruebas unitarias de última generación optimizado para entornos Vite, caracterizado por su velocidad de ejecución y compatibilidad nativa con TypeScript y módulos ES.</w:t>
       </w:r>
     </w:p>
     <w:p>
       <w:pPr>
         <w:pStyle w:val="ListBullet"/>
-        <w:spacing w:after="40"/>
+        <w:spacing w:before="20" w:after="40" w:line="276" w:lineRule="auto"/>
       </w:pPr>
       <w:r>
-        <w:t>WPO (Web Performance Optimization): Disciplina de la ingeniería de software enfocada en la aplicación de técnicas y estrategias para maximizar la velocidad de carga, eficiencia de recursos y rendimiento general de aplicaciones web.</w:t>
+        <w:rPr>
+          <w:rFonts w:ascii="Calibri" w:hAnsi="Calibri"/>
+          <w:b/>
+          <w:color w:val="1E293B"/>
+          <w:sz w:val="21"/>
+        </w:rPr>
+        <w:t>WPO (Web Performance Optimization):</w:t>
+      </w:r>
+      <w:r>
+        <w:rPr>
+          <w:rFonts w:ascii="Calibri" w:hAnsi="Calibri"/>
+          <w:color w:val="1E293B"/>
+          <w:sz w:val="21"/>
+        </w:rPr>
+        <w:t xml:space="preserve"> Disciplina de la ingeniería de software enfocada en la aplicación de técnicas y estrategias para maximizar la velocidad de carga, eficiencia de recursos y rendimiento general de aplicaciones web.</w:t>
       </w:r>
     </w:p>
     <w:sectPr>
